--- a/Documentation/Техническое задание.docx
+++ b/Documentation/Техническое задание.docx
@@ -1,6 +1,6 @@
 
 <file path=word/document.xml><?xml version="1.0" encoding="utf-8"?>
-<w:document xmlns:wpc="http://schemas.microsoft.com/office/word/2010/wordprocessingCanvas" xmlns:cx="http://schemas.microsoft.com/office/drawing/2014/chartex" xmlns:cx1="http://schemas.microsoft.com/office/drawing/2015/9/8/chartex" xmlns:cx2="http://schemas.microsoft.com/office/drawing/2015/10/21/chartex" xmlns:cx3="http://schemas.microsoft.com/office/drawing/2016/5/9/chartex" xmlns:cx4="http://schemas.microsoft.com/office/drawing/2016/5/10/chartex" xmlns:cx5="http://schemas.microsoft.com/office/drawing/2016/5/11/chartex" xmlns:cx6="http://schemas.microsoft.com/office/drawing/2016/5/12/chartex" xmlns:cx7="http://schemas.microsoft.com/office/drawing/2016/5/13/chartex" xmlns:cx8="http://schemas.microsoft.com/office/drawing/2016/5/14/chartex" xmlns:mc="http://schemas.openxmlformats.org/markup-compatibility/2006" xmlns:aink="http://schemas.microsoft.com/office/drawing/2016/ink" xmlns:am3d="http://schemas.microsoft.com/office/drawing/2017/model3d" xmlns:o="urn:schemas-microsoft-com:office:office" xmlns:r="http://schemas.openxmlformats.org/officeDocument/2006/relationships" xmlns:m="http://schemas.openxmlformats.org/officeDocument/2006/math" xmlns:v="urn:schemas-microsoft-com:vml" xmlns:wp14="http://schemas.microsoft.com/office/word/2010/wordprocessingDrawing" xmlns:wp="http://schemas.openxmlformats.org/drawingml/2006/wordprocessingDrawing" xmlns:w10="urn:schemas-microsoft-com:office:word" xmlns:w="http://schemas.openxmlformats.org/wordprocessingml/2006/main" xmlns:w14="http://schemas.microsoft.com/office/word/2010/wordml" xmlns:w15="http://schemas.microsoft.com/office/word/2012/wordml" xmlns:w16cex="http://schemas.microsoft.com/office/word/2018/wordml/cex" xmlns:w16cid="http://schemas.microsoft.com/office/word/2016/wordml/cid" xmlns:w16="http://schemas.microsoft.com/office/word/2018/wordml" xmlns:w16se="http://schemas.microsoft.com/office/word/2015/wordml/symex" xmlns:wpg="http://schemas.microsoft.com/office/word/2010/wordprocessingGroup" xmlns:wpi="http://schemas.microsoft.com/office/word/2010/wordprocessingInk" xmlns:wne="http://schemas.microsoft.com/office/word/2006/wordml" xmlns:wps="http://schemas.microsoft.com/office/word/2010/wordprocessingShape" mc:Ignorable="w14 w15 w16se w16cid w16 w16cex wp14">
+<w:document xmlns:wpc="http://schemas.microsoft.com/office/word/2010/wordprocessingCanvas" xmlns:cx="http://schemas.microsoft.com/office/drawing/2014/chartex" xmlns:cx1="http://schemas.microsoft.com/office/drawing/2015/9/8/chartex" xmlns:cx2="http://schemas.microsoft.com/office/drawing/2015/10/21/chartex" xmlns:cx3="http://schemas.microsoft.com/office/drawing/2016/5/9/chartex" xmlns:cx4="http://schemas.microsoft.com/office/drawing/2016/5/10/chartex" xmlns:cx5="http://schemas.microsoft.com/office/drawing/2016/5/11/chartex" xmlns:cx6="http://schemas.microsoft.com/office/drawing/2016/5/12/chartex" xmlns:cx7="http://schemas.microsoft.com/office/drawing/2016/5/13/chartex" xmlns:cx8="http://schemas.microsoft.com/office/drawing/2016/5/14/chartex" xmlns:mc="http://schemas.openxmlformats.org/markup-compatibility/2006" xmlns:aink="http://schemas.microsoft.com/office/drawing/2016/ink" xmlns:am3d="http://schemas.microsoft.com/office/drawing/2017/model3d" xmlns:o="urn:schemas-microsoft-com:office:office" xmlns:r="http://schemas.openxmlformats.org/officeDocument/2006/relationships" xmlns:m="http://schemas.openxmlformats.org/officeDocument/2006/math" xmlns:v="urn:schemas-microsoft-com:vml" xmlns:wp14="http://schemas.microsoft.com/office/word/2010/wordprocessingDrawing" xmlns:wp="http://schemas.openxmlformats.org/drawingml/2006/wordprocessingDrawing" xmlns:w10="urn:schemas-microsoft-com:office:word" xmlns:w="http://schemas.openxmlformats.org/wordprocessingml/2006/main" xmlns:w14="http://schemas.microsoft.com/office/word/2010/wordml" xmlns:w15="http://schemas.microsoft.com/office/word/2012/wordml" xmlns:w16cex="http://schemas.microsoft.com/office/word/2018/wordml/cex" xmlns:w16cid="http://schemas.microsoft.com/office/word/2016/wordml/cid" xmlns:w16="http://schemas.microsoft.com/office/word/2018/wordml" xmlns:w16sdtdh="http://schemas.microsoft.com/office/word/2020/wordml/sdtdatahash" xmlns:w16se="http://schemas.microsoft.com/office/word/2015/wordml/symex" xmlns:wpg="http://schemas.microsoft.com/office/word/2010/wordprocessingGroup" xmlns:wpi="http://schemas.microsoft.com/office/word/2010/wordprocessingInk" xmlns:wne="http://schemas.microsoft.com/office/word/2006/wordml" xmlns:wps="http://schemas.microsoft.com/office/word/2010/wordprocessingShape" mc:Ignorable="w14 w15 w16se w16cid w16 w16cex w16sdtdh wp14">
   <w:body>
     <w:p>
       <w:pPr>
@@ -21,6 +21,7 @@
     <w:p>
       <w:pPr>
         <w:spacing w:before="0"/>
+        <w:ind w:firstLine="0"/>
         <w:jc w:val="center"/>
         <w:rPr>
           <w:szCs w:val="28"/>
@@ -36,6 +37,7 @@
     <w:p>
       <w:pPr>
         <w:spacing w:before="0"/>
+        <w:ind w:firstLine="0"/>
         <w:jc w:val="center"/>
         <w:rPr>
           <w:szCs w:val="28"/>
@@ -51,6 +53,7 @@
     <w:p>
       <w:pPr>
         <w:spacing w:before="0"/>
+        <w:ind w:firstLine="0"/>
         <w:jc w:val="center"/>
         <w:rPr>
           <w:szCs w:val="28"/>
@@ -66,6 +69,7 @@
     <w:p>
       <w:pPr>
         <w:spacing w:before="0"/>
+        <w:ind w:firstLine="0"/>
         <w:jc w:val="center"/>
         <w:rPr>
           <w:szCs w:val="28"/>
@@ -75,6 +79,7 @@
     <w:p>
       <w:pPr>
         <w:spacing w:before="0"/>
+        <w:ind w:firstLine="0"/>
         <w:jc w:val="center"/>
         <w:rPr>
           <w:szCs w:val="28"/>
@@ -84,6 +89,7 @@
     <w:p>
       <w:pPr>
         <w:spacing w:before="0"/>
+        <w:ind w:firstLine="0"/>
         <w:jc w:val="center"/>
         <w:rPr>
           <w:szCs w:val="28"/>
@@ -99,6 +105,7 @@
     <w:p>
       <w:pPr>
         <w:spacing w:before="0"/>
+        <w:ind w:firstLine="0"/>
         <w:jc w:val="center"/>
         <w:rPr>
           <w:szCs w:val="28"/>
@@ -121,6 +128,7 @@
     <w:p>
       <w:pPr>
         <w:spacing w:before="0"/>
+        <w:ind w:firstLine="0"/>
         <w:jc w:val="center"/>
         <w:rPr>
           <w:szCs w:val="28"/>
@@ -130,6 +138,7 @@
     <w:p>
       <w:pPr>
         <w:spacing w:before="0"/>
+        <w:ind w:firstLine="0"/>
         <w:jc w:val="center"/>
         <w:rPr>
           <w:szCs w:val="28"/>
@@ -139,6 +148,7 @@
     <w:p>
       <w:pPr>
         <w:spacing w:before="0"/>
+        <w:ind w:firstLine="0"/>
         <w:jc w:val="center"/>
         <w:rPr>
           <w:szCs w:val="28"/>
@@ -148,6 +158,7 @@
     <w:p>
       <w:pPr>
         <w:spacing w:before="0"/>
+        <w:ind w:firstLine="0"/>
         <w:jc w:val="center"/>
         <w:rPr>
           <w:b/>
@@ -169,6 +180,7 @@
     <w:p>
       <w:pPr>
         <w:spacing w:before="0"/>
+        <w:ind w:firstLine="0"/>
         <w:jc w:val="center"/>
         <w:rPr>
           <w:szCs w:val="28"/>
@@ -184,6 +196,7 @@
     <w:p>
       <w:pPr>
         <w:spacing w:before="0"/>
+        <w:ind w:firstLine="0"/>
         <w:jc w:val="center"/>
         <w:rPr>
           <w:szCs w:val="28"/>
@@ -219,6 +232,7 @@
     <w:p>
       <w:pPr>
         <w:spacing w:before="0"/>
+        <w:ind w:firstLine="0"/>
         <w:jc w:val="center"/>
         <w:rPr>
           <w:b/>
@@ -240,6 +254,7 @@
     <w:p>
       <w:pPr>
         <w:spacing w:before="0"/>
+        <w:ind w:firstLine="0"/>
         <w:jc w:val="center"/>
         <w:rPr>
           <w:szCs w:val="28"/>
@@ -249,6 +264,7 @@
     <w:p>
       <w:pPr>
         <w:spacing w:before="0"/>
+        <w:ind w:firstLine="0"/>
         <w:jc w:val="center"/>
         <w:rPr>
           <w:szCs w:val="28"/>
@@ -258,6 +274,7 @@
     <w:p>
       <w:pPr>
         <w:spacing w:before="0"/>
+        <w:ind w:firstLine="0"/>
         <w:jc w:val="center"/>
         <w:rPr>
           <w:szCs w:val="28"/>
@@ -273,6 +290,7 @@
     <w:p>
       <w:pPr>
         <w:spacing w:before="0"/>
+        <w:ind w:firstLine="0"/>
         <w:jc w:val="center"/>
         <w:rPr>
           <w:szCs w:val="28"/>
@@ -282,6 +300,7 @@
     <w:p>
       <w:pPr>
         <w:spacing w:before="0"/>
+        <w:ind w:firstLine="0"/>
         <w:jc w:val="center"/>
         <w:rPr>
           <w:szCs w:val="28"/>
@@ -291,6 +310,7 @@
     <w:p>
       <w:pPr>
         <w:spacing w:before="0"/>
+        <w:ind w:firstLine="0"/>
         <w:jc w:val="center"/>
         <w:rPr>
           <w:szCs w:val="28"/>
@@ -300,6 +320,7 @@
     <w:p>
       <w:pPr>
         <w:spacing w:before="0"/>
+        <w:ind w:firstLine="0"/>
         <w:jc w:val="center"/>
         <w:rPr>
           <w:szCs w:val="28"/>
@@ -542,60 +563,70 @@
     <w:p>
       <w:pPr>
         <w:spacing w:before="0"/>
+        <w:ind w:firstLine="0"/>
         <w:jc w:val="center"/>
       </w:pPr>
     </w:p>
     <w:p>
       <w:pPr>
         <w:spacing w:before="0"/>
+        <w:ind w:firstLine="0"/>
         <w:jc w:val="center"/>
       </w:pPr>
     </w:p>
     <w:p>
       <w:pPr>
         <w:spacing w:before="0"/>
+        <w:ind w:firstLine="0"/>
         <w:jc w:val="center"/>
       </w:pPr>
     </w:p>
     <w:p>
       <w:pPr>
         <w:spacing w:before="0"/>
+        <w:ind w:firstLine="0"/>
         <w:jc w:val="center"/>
       </w:pPr>
     </w:p>
     <w:p>
       <w:pPr>
         <w:spacing w:before="0"/>
+        <w:ind w:firstLine="0"/>
         <w:jc w:val="center"/>
       </w:pPr>
     </w:p>
     <w:p>
       <w:pPr>
         <w:spacing w:before="0"/>
+        <w:ind w:firstLine="0"/>
         <w:jc w:val="center"/>
       </w:pPr>
     </w:p>
     <w:p>
       <w:pPr>
         <w:spacing w:before="0"/>
+        <w:ind w:firstLine="0"/>
         <w:jc w:val="center"/>
       </w:pPr>
     </w:p>
     <w:p>
       <w:pPr>
         <w:spacing w:before="0"/>
+        <w:ind w:firstLine="0"/>
         <w:jc w:val="center"/>
       </w:pPr>
     </w:p>
     <w:p>
       <w:pPr>
         <w:spacing w:before="0"/>
+        <w:ind w:firstLine="0"/>
         <w:jc w:val="center"/>
       </w:pPr>
     </w:p>
     <w:p>
       <w:pPr>
         <w:spacing w:before="0"/>
+        <w:ind w:firstLine="0"/>
         <w:jc w:val="center"/>
       </w:pPr>
       <w:r>
@@ -4827,6 +4858,11 @@
     </w:p>
     <w:p>
       <w:pPr>
+        <w:spacing w:before="0"/>
+      </w:pPr>
+    </w:p>
+    <w:p>
+      <w:pPr>
         <w:pStyle w:val="2"/>
         <w:spacing w:before="0"/>
       </w:pPr>
@@ -4872,22 +4908,20 @@
       <w:pPr>
         <w:spacing w:before="0"/>
       </w:pPr>
-      <w:bookmarkStart w:id="19" w:name="_GoBack"/>
+    </w:p>
+    <w:p>
+      <w:pPr>
+        <w:pStyle w:val="2"/>
+        <w:spacing w:before="0"/>
+      </w:pPr>
+      <w:bookmarkStart w:id="19" w:name="_Toc192943476"/>
+      <w:r>
+        <w:t>4.4 Требования в эргономике и технической эстетике</w:t>
+      </w:r>
       <w:bookmarkEnd w:id="19"/>
     </w:p>
     <w:p>
       <w:pPr>
-        <w:pStyle w:val="2"/>
-        <w:spacing w:before="0"/>
-      </w:pPr>
-      <w:bookmarkStart w:id="20" w:name="_Toc192943476"/>
-      <w:r>
-        <w:t>4.4 Требования в эргономике и технической эстетике</w:t>
-      </w:r>
-      <w:bookmarkEnd w:id="20"/>
-    </w:p>
-    <w:p>
-      <w:pPr>
         <w:spacing w:before="0"/>
       </w:pPr>
     </w:p>
@@ -4928,10 +4962,13 @@
         <w:t>вающий</w:t>
       </w:r>
       <w:r>
-        <w:t xml:space="preserve"> корректное отображение на различных устройствах, включая ПК, планшеты и смартфоны. Логичное расположение элементов, таких как кнопки действий и информация о игре, минимизирует время на поиск нужной информации. С точки зрения технической эстетики сайт должен иметь современный и привлекательный дизайн с яркими цветами, качественной графикой. </w:t>
+        <w:t xml:space="preserve"> корректное отображение на различных устройствах, включая ПК, планшеты и смартфоны. Логичное расположение элементов, таких как кнопки действий и информация о игре, минимизирует время на поиск нужной </w:t>
       </w:r>
       <w:r>
         <w:lastRenderedPageBreak/>
+        <w:t xml:space="preserve">информации. С точки зрения технической эстетики сайт должен иметь современный и привлекательный дизайн с яркими цветами, качественной графикой. </w:t>
+      </w:r>
+      <w:r>
         <w:t>Должна быть качественная о</w:t>
       </w:r>
       <w:r>
@@ -4953,28 +4990,28 @@
         <w:pStyle w:val="1"/>
         <w:spacing w:before="0"/>
       </w:pPr>
-      <w:bookmarkStart w:id="21" w:name="_Toc192943477"/>
+      <w:bookmarkStart w:id="20" w:name="_Toc192943477"/>
       <w:r>
         <w:lastRenderedPageBreak/>
         <w:t>5 Состав и содержание работ по созданию (развитию) системы</w:t>
       </w:r>
+      <w:bookmarkEnd w:id="20"/>
+    </w:p>
+    <w:p>
+      <w:pPr>
+        <w:spacing w:before="0"/>
+      </w:pPr>
+    </w:p>
+    <w:p>
+      <w:pPr>
+        <w:pStyle w:val="2"/>
+        <w:spacing w:before="0"/>
+      </w:pPr>
+      <w:bookmarkStart w:id="21" w:name="_Toc192943478"/>
+      <w:r>
+        <w:t xml:space="preserve">5.1 Перечень работ по созданию </w:t>
+      </w:r>
       <w:bookmarkEnd w:id="21"/>
-    </w:p>
-    <w:p>
-      <w:pPr>
-        <w:spacing w:before="0"/>
-      </w:pPr>
-    </w:p>
-    <w:p>
-      <w:pPr>
-        <w:pStyle w:val="2"/>
-        <w:spacing w:before="0"/>
-      </w:pPr>
-      <w:bookmarkStart w:id="22" w:name="_Toc192943478"/>
-      <w:r>
-        <w:t xml:space="preserve">5.1 Перечень работ по созданию </w:t>
-      </w:r>
-      <w:bookmarkEnd w:id="22"/>
       <w:r>
         <w:t>приложения</w:t>
       </w:r>
@@ -5007,7 +5044,13 @@
         <w:spacing w:before="0"/>
       </w:pPr>
       <w:r>
-        <w:t>Таблица 1 – Перечень стадий по созданию системы</w:t>
+        <w:t xml:space="preserve">Таблица </w:t>
+      </w:r>
+      <w:r>
+        <w:t>2</w:t>
+      </w:r>
+      <w:r>
+        <w:t xml:space="preserve"> – Перечень стадий по созданию системы</w:t>
       </w:r>
     </w:p>
     <w:p>
@@ -5317,19 +5360,47 @@
     </w:p>
     <w:p>
       <w:pPr>
+        <w:spacing w:before="0"/>
+        <w:ind w:firstLine="0"/>
+      </w:pPr>
+    </w:p>
+    <w:p>
+      <w:pPr>
         <w:pStyle w:val="2"/>
         <w:spacing w:before="0"/>
       </w:pPr>
-      <w:bookmarkStart w:id="23" w:name="_Toc192943479"/>
+      <w:bookmarkStart w:id="22" w:name="_Toc192943479"/>
       <w:r>
         <w:t>5.2 Сроки выполнения работ</w:t>
       </w:r>
-      <w:bookmarkEnd w:id="23"/>
-    </w:p>
-    <w:p>
-      <w:pPr>
-        <w:spacing w:before="0"/>
-      </w:pPr>
+      <w:bookmarkEnd w:id="22"/>
+    </w:p>
+    <w:p>
+      <w:pPr>
+        <w:spacing w:before="0"/>
+      </w:pPr>
+    </w:p>
+    <w:p>
+      <w:pPr>
+        <w:spacing w:before="0"/>
+      </w:pPr>
+    </w:p>
+    <w:p>
+      <w:pPr>
+        <w:spacing w:before="0"/>
+      </w:pPr>
+      <w:r>
+        <w:t xml:space="preserve">Таблица </w:t>
+      </w:r>
+      <w:r>
+        <w:t>3</w:t>
+      </w:r>
+      <w:r>
+        <w:t xml:space="preserve"> – </w:t>
+      </w:r>
+      <w:r>
+        <w:t>Сроки выполнения работ</w:t>
+      </w:r>
     </w:p>
     <w:p>
       <w:pPr>
@@ -5674,28 +5745,28 @@
         <w:pStyle w:val="1"/>
         <w:spacing w:before="0"/>
       </w:pPr>
-      <w:bookmarkStart w:id="24" w:name="_Toc192943480"/>
+      <w:bookmarkStart w:id="23" w:name="_Toc192943480"/>
       <w:r>
         <w:lastRenderedPageBreak/>
         <w:t>6 Порядок контроля и приемки системы</w:t>
       </w:r>
+      <w:bookmarkEnd w:id="23"/>
+    </w:p>
+    <w:p>
+      <w:pPr>
+        <w:spacing w:before="0"/>
+      </w:pPr>
+    </w:p>
+    <w:p>
+      <w:pPr>
+        <w:pStyle w:val="2"/>
+        <w:spacing w:before="0"/>
+      </w:pPr>
+      <w:bookmarkStart w:id="24" w:name="_Toc192943481"/>
+      <w:r>
+        <w:t>6.1 Виды, состав, объект и методы испытаний системы</w:t>
+      </w:r>
       <w:bookmarkEnd w:id="24"/>
-    </w:p>
-    <w:p>
-      <w:pPr>
-        <w:spacing w:before="0"/>
-      </w:pPr>
-    </w:p>
-    <w:p>
-      <w:pPr>
-        <w:pStyle w:val="2"/>
-        <w:spacing w:before="0"/>
-      </w:pPr>
-      <w:bookmarkStart w:id="25" w:name="_Toc192943481"/>
-      <w:r>
-        <w:t>6.1 Виды, состав, объект и методы испытаний системы</w:t>
-      </w:r>
-      <w:bookmarkEnd w:id="25"/>
     </w:p>
     <w:p>
       <w:pPr>
@@ -5765,20 +5836,6 @@
     </w:p>
     <w:p>
       <w:pPr>
-        <w:pStyle w:val="aa"/>
-        <w:numPr>
-          <w:ilvl w:val="0"/>
-          <w:numId w:val="6"/>
-        </w:numPr>
-        <w:spacing w:before="0"/>
-        <w:ind w:left="1134"/>
-      </w:pPr>
-      <w:r>
-        <w:t>Интеграционное</w:t>
-      </w:r>
-    </w:p>
-    <w:p>
-      <w:pPr>
         <w:spacing w:before="0"/>
       </w:pPr>
     </w:p>
@@ -5787,94 +5844,99 @@
         <w:pStyle w:val="2"/>
         <w:spacing w:before="0"/>
       </w:pPr>
-      <w:bookmarkStart w:id="26" w:name="_Toc192943482"/>
+      <w:bookmarkStart w:id="25" w:name="_Toc192943482"/>
       <w:r>
         <w:t>6.2 Общие требования к приемке работ по стадиям</w:t>
       </w:r>
+      <w:bookmarkEnd w:id="25"/>
+    </w:p>
+    <w:p>
+      <w:pPr>
+        <w:spacing w:before="0"/>
+      </w:pPr>
+    </w:p>
+    <w:p>
+      <w:pPr>
+        <w:spacing w:before="0"/>
+      </w:pPr>
+    </w:p>
+    <w:p>
+      <w:pPr>
+        <w:spacing w:before="0"/>
+      </w:pPr>
+      <w:r>
+        <w:t>Выработка системных требований и анализ требований к системе. Приемка результатов на данном этапе включает проверку полноты и корректности собранных требований, а также согласование ТЗ с заказчиком.</w:t>
+      </w:r>
+    </w:p>
+    <w:p>
+      <w:pPr>
+        <w:spacing w:before="0"/>
+      </w:pPr>
+      <w:r>
+        <w:t>Описание архитектуры, создания дизайна системы. На данном этапе проводится встреча участников проекта и обсуждение выбранной архитектуры, а также представление выбранной архитектуры и дизайна заказчику.</w:t>
+      </w:r>
+    </w:p>
+    <w:p>
+      <w:pPr>
+        <w:spacing w:before="0"/>
+      </w:pPr>
+      <w:r>
+        <w:t>Алгоритмизация и кодирование</w:t>
+      </w:r>
+      <w:r>
+        <w:t>. Приемка включает в себя проверку алгоритмов, соответствие кода стандартам разработки и наличие комментариев.</w:t>
+      </w:r>
+    </w:p>
+    <w:p>
+      <w:pPr>
+        <w:spacing w:before="0"/>
+      </w:pPr>
+      <w:r>
+        <w:t>Тестирование</w:t>
+      </w:r>
+      <w:r>
+        <w:t>. На данном этапе осуществляется приемка результатов тестирования, включая анализ отчетов о тестировании и исправление выявленных ошибок.</w:t>
+      </w:r>
+    </w:p>
+    <w:p>
+      <w:pPr>
+        <w:spacing w:before="0"/>
+      </w:pPr>
+      <w:r>
+        <w:t>Выгрузка системы на серве</w:t>
+      </w:r>
+      <w:r>
+        <w:t>р. Приемка включает в себя проверку подключения к серверу и стабильности соединения.</w:t>
+      </w:r>
+    </w:p>
+    <w:p>
+      <w:pPr>
+        <w:spacing w:before="0"/>
+      </w:pPr>
+      <w:r>
+        <w:t>Тестирование сервера. На данном этапе осуществляется приемка результатов тестирования, включая анализ отчетов о тестировании и исправление выявленных ошибок.</w:t>
+      </w:r>
+    </w:p>
+    <w:p>
+      <w:pPr>
+        <w:spacing w:before="0"/>
+      </w:pPr>
+    </w:p>
+    <w:p>
+      <w:pPr>
+        <w:spacing w:before="0"/>
+      </w:pPr>
+    </w:p>
+    <w:p>
+      <w:pPr>
+        <w:pStyle w:val="2"/>
+        <w:spacing w:before="0"/>
+      </w:pPr>
+      <w:bookmarkStart w:id="26" w:name="_Toc192943483"/>
+      <w:r>
+        <w:t>6.3 Требования к документированию</w:t>
+      </w:r>
       <w:bookmarkEnd w:id="26"/>
-    </w:p>
-    <w:p>
-      <w:pPr>
-        <w:spacing w:before="0"/>
-      </w:pPr>
-    </w:p>
-    <w:p>
-      <w:pPr>
-        <w:spacing w:before="0"/>
-      </w:pPr>
-    </w:p>
-    <w:p>
-      <w:pPr>
-        <w:spacing w:before="0"/>
-      </w:pPr>
-      <w:r>
-        <w:t>Выработка системных требований и анализ требований к системе. Приемка результатов на данном этапе включает проверку полноты и корректности собранных требований, а также согласование ТЗ с заказчиком.</w:t>
-      </w:r>
-    </w:p>
-    <w:p>
-      <w:pPr>
-        <w:spacing w:before="0"/>
-      </w:pPr>
-      <w:r>
-        <w:t>Описание архитектуры, создания дизайна системы. На данном этапе проводится встреча участников проекта и обсуждение выбранной архитектуры, а также представление выбранной архитектуры и дизайна заказчику.</w:t>
-      </w:r>
-    </w:p>
-    <w:p>
-      <w:pPr>
-        <w:spacing w:before="0"/>
-      </w:pPr>
-      <w:r>
-        <w:t>Алгоритмизация и кодирование</w:t>
-      </w:r>
-      <w:r>
-        <w:t>. Приемка включает в себя проверку алгоритмов, соответствие кода стандартам разработки и наличие комментариев.</w:t>
-      </w:r>
-    </w:p>
-    <w:p>
-      <w:pPr>
-        <w:spacing w:before="0"/>
-      </w:pPr>
-      <w:r>
-        <w:t>Тестирование</w:t>
-      </w:r>
-      <w:r>
-        <w:t>. На данном этапе осуществляется приемка результатов тестирования, включая анализ отчетов о тестировании и исправление выявленных ошибок.</w:t>
-      </w:r>
-    </w:p>
-    <w:p>
-      <w:pPr>
-        <w:spacing w:before="0"/>
-      </w:pPr>
-      <w:r>
-        <w:t>Выгрузка системы на серве</w:t>
-      </w:r>
-      <w:r>
-        <w:t>р. Приемка включает в себя проверку подключения к серверу и стабильности соединения.</w:t>
-      </w:r>
-    </w:p>
-    <w:p>
-      <w:pPr>
-        <w:spacing w:before="0"/>
-      </w:pPr>
-      <w:r>
-        <w:t>Тестирование сервера. На данном этапе осуществляется приемка результатов тестирования, включая анализ отчетов о тестировании и исправление выявленных ошибок.</w:t>
-      </w:r>
-    </w:p>
-    <w:p>
-      <w:pPr>
-        <w:spacing w:before="0"/>
-      </w:pPr>
-    </w:p>
-    <w:p>
-      <w:pPr>
-        <w:pStyle w:val="2"/>
-        <w:spacing w:before="0"/>
-      </w:pPr>
-      <w:bookmarkStart w:id="27" w:name="_Toc192943483"/>
-      <w:r>
-        <w:t>6.3 Требования к документированию</w:t>
-      </w:r>
-      <w:bookmarkEnd w:id="27"/>
     </w:p>
     <w:p>
       <w:pPr>
@@ -6020,12 +6082,12 @@
         <w:pStyle w:val="1"/>
         <w:spacing w:before="0"/>
       </w:pPr>
-      <w:bookmarkStart w:id="28" w:name="_Toc192943484"/>
+      <w:bookmarkStart w:id="27" w:name="_Toc192943484"/>
       <w:r>
         <w:lastRenderedPageBreak/>
         <w:t>7 Источники разработки</w:t>
       </w:r>
-      <w:bookmarkEnd w:id="28"/>
+      <w:bookmarkEnd w:id="27"/>
     </w:p>
     <w:p>
       <w:pPr>
@@ -6147,7 +6209,7 @@
 </file>
 
 <file path=word/endnotes.xml><?xml version="1.0" encoding="utf-8"?>
-<w:endnotes xmlns:wpc="http://schemas.microsoft.com/office/word/2010/wordprocessingCanvas" xmlns:cx="http://schemas.microsoft.com/office/drawing/2014/chartex" xmlns:cx1="http://schemas.microsoft.com/office/drawing/2015/9/8/chartex" xmlns:cx2="http://schemas.microsoft.com/office/drawing/2015/10/21/chartex" xmlns:cx3="http://schemas.microsoft.com/office/drawing/2016/5/9/chartex" xmlns:cx4="http://schemas.microsoft.com/office/drawing/2016/5/10/chartex" xmlns:cx5="http://schemas.microsoft.com/office/drawing/2016/5/11/chartex" xmlns:cx6="http://schemas.microsoft.com/office/drawing/2016/5/12/chartex" xmlns:cx7="http://schemas.microsoft.com/office/drawing/2016/5/13/chartex" xmlns:cx8="http://schemas.microsoft.com/office/drawing/2016/5/14/chartex" xmlns:mc="http://schemas.openxmlformats.org/markup-compatibility/2006" xmlns:aink="http://schemas.microsoft.com/office/drawing/2016/ink" xmlns:am3d="http://schemas.microsoft.com/office/drawing/2017/model3d" xmlns:o="urn:schemas-microsoft-com:office:office" xmlns:r="http://schemas.openxmlformats.org/officeDocument/2006/relationships" xmlns:m="http://schemas.openxmlformats.org/officeDocument/2006/math" xmlns:v="urn:schemas-microsoft-com:vml" xmlns:wp14="http://schemas.microsoft.com/office/word/2010/wordprocessingDrawing" xmlns:wp="http://schemas.openxmlformats.org/drawingml/2006/wordprocessingDrawing" xmlns:w10="urn:schemas-microsoft-com:office:word" xmlns:w="http://schemas.openxmlformats.org/wordprocessingml/2006/main" xmlns:w14="http://schemas.microsoft.com/office/word/2010/wordml" xmlns:w15="http://schemas.microsoft.com/office/word/2012/wordml" xmlns:w16cex="http://schemas.microsoft.com/office/word/2018/wordml/cex" xmlns:w16cid="http://schemas.microsoft.com/office/word/2016/wordml/cid" xmlns:w16="http://schemas.microsoft.com/office/word/2018/wordml" xmlns:w16se="http://schemas.microsoft.com/office/word/2015/wordml/symex" xmlns:wpg="http://schemas.microsoft.com/office/word/2010/wordprocessingGroup" xmlns:wpi="http://schemas.microsoft.com/office/word/2010/wordprocessingInk" xmlns:wne="http://schemas.microsoft.com/office/word/2006/wordml" xmlns:wps="http://schemas.microsoft.com/office/word/2010/wordprocessingShape" mc:Ignorable="w14 w15 w16se w16cid w16 w16cex wp14">
+<w:endnotes xmlns:wpc="http://schemas.microsoft.com/office/word/2010/wordprocessingCanvas" xmlns:cx="http://schemas.microsoft.com/office/drawing/2014/chartex" xmlns:cx1="http://schemas.microsoft.com/office/drawing/2015/9/8/chartex" xmlns:cx2="http://schemas.microsoft.com/office/drawing/2015/10/21/chartex" xmlns:cx3="http://schemas.microsoft.com/office/drawing/2016/5/9/chartex" xmlns:cx4="http://schemas.microsoft.com/office/drawing/2016/5/10/chartex" xmlns:cx5="http://schemas.microsoft.com/office/drawing/2016/5/11/chartex" xmlns:cx6="http://schemas.microsoft.com/office/drawing/2016/5/12/chartex" xmlns:cx7="http://schemas.microsoft.com/office/drawing/2016/5/13/chartex" xmlns:cx8="http://schemas.microsoft.com/office/drawing/2016/5/14/chartex" xmlns:mc="http://schemas.openxmlformats.org/markup-compatibility/2006" xmlns:aink="http://schemas.microsoft.com/office/drawing/2016/ink" xmlns:am3d="http://schemas.microsoft.com/office/drawing/2017/model3d" xmlns:o="urn:schemas-microsoft-com:office:office" xmlns:r="http://schemas.openxmlformats.org/officeDocument/2006/relationships" xmlns:m="http://schemas.openxmlformats.org/officeDocument/2006/math" xmlns:v="urn:schemas-microsoft-com:vml" xmlns:wp14="http://schemas.microsoft.com/office/word/2010/wordprocessingDrawing" xmlns:wp="http://schemas.openxmlformats.org/drawingml/2006/wordprocessingDrawing" xmlns:w10="urn:schemas-microsoft-com:office:word" xmlns:w="http://schemas.openxmlformats.org/wordprocessingml/2006/main" xmlns:w14="http://schemas.microsoft.com/office/word/2010/wordml" xmlns:w15="http://schemas.microsoft.com/office/word/2012/wordml" xmlns:w16cex="http://schemas.microsoft.com/office/word/2018/wordml/cex" xmlns:w16cid="http://schemas.microsoft.com/office/word/2016/wordml/cid" xmlns:w16="http://schemas.microsoft.com/office/word/2018/wordml" xmlns:w16sdtdh="http://schemas.microsoft.com/office/word/2020/wordml/sdtdatahash" xmlns:w16se="http://schemas.microsoft.com/office/word/2015/wordml/symex" xmlns:wpg="http://schemas.microsoft.com/office/word/2010/wordprocessingGroup" xmlns:wpi="http://schemas.microsoft.com/office/word/2010/wordprocessingInk" xmlns:wne="http://schemas.microsoft.com/office/word/2006/wordml" xmlns:wps="http://schemas.microsoft.com/office/word/2010/wordprocessingShape" mc:Ignorable="w14 w15 w16se w16cid w16 w16cex w16sdtdh wp14">
   <w:endnote w:type="separator" w:id="-1">
     <w:p>
       <w:r>
@@ -6166,7 +6228,7 @@
 </file>
 
 <file path=word/footer1.xml><?xml version="1.0" encoding="utf-8"?>
-<w:ftr xmlns:wpc="http://schemas.microsoft.com/office/word/2010/wordprocessingCanvas" xmlns:cx="http://schemas.microsoft.com/office/drawing/2014/chartex" xmlns:cx1="http://schemas.microsoft.com/office/drawing/2015/9/8/chartex" xmlns:cx2="http://schemas.microsoft.com/office/drawing/2015/10/21/chartex" xmlns:cx3="http://schemas.microsoft.com/office/drawing/2016/5/9/chartex" xmlns:cx4="http://schemas.microsoft.com/office/drawing/2016/5/10/chartex" xmlns:cx5="http://schemas.microsoft.com/office/drawing/2016/5/11/chartex" xmlns:cx6="http://schemas.microsoft.com/office/drawing/2016/5/12/chartex" xmlns:cx7="http://schemas.microsoft.com/office/drawing/2016/5/13/chartex" xmlns:cx8="http://schemas.microsoft.com/office/drawing/2016/5/14/chartex" xmlns:mc="http://schemas.openxmlformats.org/markup-compatibility/2006" xmlns:aink="http://schemas.microsoft.com/office/drawing/2016/ink" xmlns:am3d="http://schemas.microsoft.com/office/drawing/2017/model3d" xmlns:o="urn:schemas-microsoft-com:office:office" xmlns:r="http://schemas.openxmlformats.org/officeDocument/2006/relationships" xmlns:m="http://schemas.openxmlformats.org/officeDocument/2006/math" xmlns:v="urn:schemas-microsoft-com:vml" xmlns:wp14="http://schemas.microsoft.com/office/word/2010/wordprocessingDrawing" xmlns:wp="http://schemas.openxmlformats.org/drawingml/2006/wordprocessingDrawing" xmlns:w10="urn:schemas-microsoft-com:office:word" xmlns:w="http://schemas.openxmlformats.org/wordprocessingml/2006/main" xmlns:w14="http://schemas.microsoft.com/office/word/2010/wordml" xmlns:w15="http://schemas.microsoft.com/office/word/2012/wordml" xmlns:w16cex="http://schemas.microsoft.com/office/word/2018/wordml/cex" xmlns:w16cid="http://schemas.microsoft.com/office/word/2016/wordml/cid" xmlns:w16="http://schemas.microsoft.com/office/word/2018/wordml" xmlns:w16se="http://schemas.microsoft.com/office/word/2015/wordml/symex" xmlns:wpg="http://schemas.microsoft.com/office/word/2010/wordprocessingGroup" xmlns:wpi="http://schemas.microsoft.com/office/word/2010/wordprocessingInk" xmlns:wne="http://schemas.microsoft.com/office/word/2006/wordml" xmlns:wps="http://schemas.microsoft.com/office/word/2010/wordprocessingShape" mc:Ignorable="w14 w15 w16se w16cid w16 w16cex wp14">
+<w:ftr xmlns:wpc="http://schemas.microsoft.com/office/word/2010/wordprocessingCanvas" xmlns:cx="http://schemas.microsoft.com/office/drawing/2014/chartex" xmlns:cx1="http://schemas.microsoft.com/office/drawing/2015/9/8/chartex" xmlns:cx2="http://schemas.microsoft.com/office/drawing/2015/10/21/chartex" xmlns:cx3="http://schemas.microsoft.com/office/drawing/2016/5/9/chartex" xmlns:cx4="http://schemas.microsoft.com/office/drawing/2016/5/10/chartex" xmlns:cx5="http://schemas.microsoft.com/office/drawing/2016/5/11/chartex" xmlns:cx6="http://schemas.microsoft.com/office/drawing/2016/5/12/chartex" xmlns:cx7="http://schemas.microsoft.com/office/drawing/2016/5/13/chartex" xmlns:cx8="http://schemas.microsoft.com/office/drawing/2016/5/14/chartex" xmlns:mc="http://schemas.openxmlformats.org/markup-compatibility/2006" xmlns:aink="http://schemas.microsoft.com/office/drawing/2016/ink" xmlns:am3d="http://schemas.microsoft.com/office/drawing/2017/model3d" xmlns:o="urn:schemas-microsoft-com:office:office" xmlns:r="http://schemas.openxmlformats.org/officeDocument/2006/relationships" xmlns:m="http://schemas.openxmlformats.org/officeDocument/2006/math" xmlns:v="urn:schemas-microsoft-com:vml" xmlns:wp14="http://schemas.microsoft.com/office/word/2010/wordprocessingDrawing" xmlns:wp="http://schemas.openxmlformats.org/drawingml/2006/wordprocessingDrawing" xmlns:w10="urn:schemas-microsoft-com:office:word" xmlns:w="http://schemas.openxmlformats.org/wordprocessingml/2006/main" xmlns:w14="http://schemas.microsoft.com/office/word/2010/wordml" xmlns:w15="http://schemas.microsoft.com/office/word/2012/wordml" xmlns:w16cex="http://schemas.microsoft.com/office/word/2018/wordml/cex" xmlns:w16cid="http://schemas.microsoft.com/office/word/2016/wordml/cid" xmlns:w16="http://schemas.microsoft.com/office/word/2018/wordml" xmlns:w16sdtdh="http://schemas.microsoft.com/office/word/2020/wordml/sdtdatahash" xmlns:w16se="http://schemas.microsoft.com/office/word/2015/wordml/symex" xmlns:wpg="http://schemas.microsoft.com/office/word/2010/wordprocessingGroup" xmlns:wpi="http://schemas.microsoft.com/office/word/2010/wordprocessingInk" xmlns:wne="http://schemas.microsoft.com/office/word/2006/wordml" xmlns:wps="http://schemas.microsoft.com/office/word/2010/wordprocessingShape" mc:Ignorable="w14 w15 w16se w16cid w16 w16cex w16sdtdh wp14">
   <w:sdt>
     <w:sdtPr>
       <w:id w:val="-793451135"/>
@@ -6209,7 +6271,7 @@
 </file>
 
 <file path=word/footnotes.xml><?xml version="1.0" encoding="utf-8"?>
-<w:footnotes xmlns:wpc="http://schemas.microsoft.com/office/word/2010/wordprocessingCanvas" xmlns:cx="http://schemas.microsoft.com/office/drawing/2014/chartex" xmlns:cx1="http://schemas.microsoft.com/office/drawing/2015/9/8/chartex" xmlns:cx2="http://schemas.microsoft.com/office/drawing/2015/10/21/chartex" xmlns:cx3="http://schemas.microsoft.com/office/drawing/2016/5/9/chartex" xmlns:cx4="http://schemas.microsoft.com/office/drawing/2016/5/10/chartex" xmlns:cx5="http://schemas.microsoft.com/office/drawing/2016/5/11/chartex" xmlns:cx6="http://schemas.microsoft.com/office/drawing/2016/5/12/chartex" xmlns:cx7="http://schemas.microsoft.com/office/drawing/2016/5/13/chartex" xmlns:cx8="http://schemas.microsoft.com/office/drawing/2016/5/14/chartex" xmlns:mc="http://schemas.openxmlformats.org/markup-compatibility/2006" xmlns:aink="http://schemas.microsoft.com/office/drawing/2016/ink" xmlns:am3d="http://schemas.microsoft.com/office/drawing/2017/model3d" xmlns:o="urn:schemas-microsoft-com:office:office" xmlns:r="http://schemas.openxmlformats.org/officeDocument/2006/relationships" xmlns:m="http://schemas.openxmlformats.org/officeDocument/2006/math" xmlns:v="urn:schemas-microsoft-com:vml" xmlns:wp14="http://schemas.microsoft.com/office/word/2010/wordprocessingDrawing" xmlns:wp="http://schemas.openxmlformats.org/drawingml/2006/wordprocessingDrawing" xmlns:w10="urn:schemas-microsoft-com:office:word" xmlns:w="http://schemas.openxmlformats.org/wordprocessingml/2006/main" xmlns:w14="http://schemas.microsoft.com/office/word/2010/wordml" xmlns:w15="http://schemas.microsoft.com/office/word/2012/wordml" xmlns:w16cex="http://schemas.microsoft.com/office/word/2018/wordml/cex" xmlns:w16cid="http://schemas.microsoft.com/office/word/2016/wordml/cid" xmlns:w16="http://schemas.microsoft.com/office/word/2018/wordml" xmlns:w16se="http://schemas.microsoft.com/office/word/2015/wordml/symex" xmlns:wpg="http://schemas.microsoft.com/office/word/2010/wordprocessingGroup" xmlns:wpi="http://schemas.microsoft.com/office/word/2010/wordprocessingInk" xmlns:wne="http://schemas.microsoft.com/office/word/2006/wordml" xmlns:wps="http://schemas.microsoft.com/office/word/2010/wordprocessingShape" mc:Ignorable="w14 w15 w16se w16cid w16 w16cex wp14">
+<w:footnotes xmlns:wpc="http://schemas.microsoft.com/office/word/2010/wordprocessingCanvas" xmlns:cx="http://schemas.microsoft.com/office/drawing/2014/chartex" xmlns:cx1="http://schemas.microsoft.com/office/drawing/2015/9/8/chartex" xmlns:cx2="http://schemas.microsoft.com/office/drawing/2015/10/21/chartex" xmlns:cx3="http://schemas.microsoft.com/office/drawing/2016/5/9/chartex" xmlns:cx4="http://schemas.microsoft.com/office/drawing/2016/5/10/chartex" xmlns:cx5="http://schemas.microsoft.com/office/drawing/2016/5/11/chartex" xmlns:cx6="http://schemas.microsoft.com/office/drawing/2016/5/12/chartex" xmlns:cx7="http://schemas.microsoft.com/office/drawing/2016/5/13/chartex" xmlns:cx8="http://schemas.microsoft.com/office/drawing/2016/5/14/chartex" xmlns:mc="http://schemas.openxmlformats.org/markup-compatibility/2006" xmlns:aink="http://schemas.microsoft.com/office/drawing/2016/ink" xmlns:am3d="http://schemas.microsoft.com/office/drawing/2017/model3d" xmlns:o="urn:schemas-microsoft-com:office:office" xmlns:r="http://schemas.openxmlformats.org/officeDocument/2006/relationships" xmlns:m="http://schemas.openxmlformats.org/officeDocument/2006/math" xmlns:v="urn:schemas-microsoft-com:vml" xmlns:wp14="http://schemas.microsoft.com/office/word/2010/wordprocessingDrawing" xmlns:wp="http://schemas.openxmlformats.org/drawingml/2006/wordprocessingDrawing" xmlns:w10="urn:schemas-microsoft-com:office:word" xmlns:w="http://schemas.openxmlformats.org/wordprocessingml/2006/main" xmlns:w14="http://schemas.microsoft.com/office/word/2010/wordml" xmlns:w15="http://schemas.microsoft.com/office/word/2012/wordml" xmlns:w16cex="http://schemas.microsoft.com/office/word/2018/wordml/cex" xmlns:w16cid="http://schemas.microsoft.com/office/word/2016/wordml/cid" xmlns:w16="http://schemas.microsoft.com/office/word/2018/wordml" xmlns:w16sdtdh="http://schemas.microsoft.com/office/word/2020/wordml/sdtdatahash" xmlns:w16se="http://schemas.microsoft.com/office/word/2015/wordml/symex" xmlns:wpg="http://schemas.microsoft.com/office/word/2010/wordprocessingGroup" xmlns:wpi="http://schemas.microsoft.com/office/word/2010/wordprocessingInk" xmlns:wne="http://schemas.microsoft.com/office/word/2006/wordml" xmlns:wps="http://schemas.microsoft.com/office/word/2010/wordprocessingShape" mc:Ignorable="w14 w15 w16se w16cid w16 w16cex w16sdtdh wp14">
   <w:footnote w:type="separator" w:id="-1">
     <w:p>
       <w:pPr>
@@ -6234,7 +6296,7 @@
 </file>
 
 <file path=word/numbering.xml><?xml version="1.0" encoding="utf-8"?>
-<w:numbering xmlns:wpc="http://schemas.microsoft.com/office/word/2010/wordprocessingCanvas" xmlns:cx="http://schemas.microsoft.com/office/drawing/2014/chartex" xmlns:cx1="http://schemas.microsoft.com/office/drawing/2015/9/8/chartex" xmlns:cx2="http://schemas.microsoft.com/office/drawing/2015/10/21/chartex" xmlns:cx3="http://schemas.microsoft.com/office/drawing/2016/5/9/chartex" xmlns:cx4="http://schemas.microsoft.com/office/drawing/2016/5/10/chartex" xmlns:cx5="http://schemas.microsoft.com/office/drawing/2016/5/11/chartex" xmlns:cx6="http://schemas.microsoft.com/office/drawing/2016/5/12/chartex" xmlns:cx7="http://schemas.microsoft.com/office/drawing/2016/5/13/chartex" xmlns:cx8="http://schemas.microsoft.com/office/drawing/2016/5/14/chartex" xmlns:mc="http://schemas.openxmlformats.org/markup-compatibility/2006" xmlns:aink="http://schemas.microsoft.com/office/drawing/2016/ink" xmlns:am3d="http://schemas.microsoft.com/office/drawing/2017/model3d" xmlns:o="urn:schemas-microsoft-com:office:office" xmlns:r="http://schemas.openxmlformats.org/officeDocument/2006/relationships" xmlns:m="http://schemas.openxmlformats.org/officeDocument/2006/math" xmlns:v="urn:schemas-microsoft-com:vml" xmlns:wp14="http://schemas.microsoft.com/office/word/2010/wordprocessingDrawing" xmlns:wp="http://schemas.openxmlformats.org/drawingml/2006/wordprocessingDrawing" xmlns:w10="urn:schemas-microsoft-com:office:word" xmlns:w="http://schemas.openxmlformats.org/wordprocessingml/2006/main" xmlns:w14="http://schemas.microsoft.com/office/word/2010/wordml" xmlns:w15="http://schemas.microsoft.com/office/word/2012/wordml" xmlns:w16cex="http://schemas.microsoft.com/office/word/2018/wordml/cex" xmlns:w16cid="http://schemas.microsoft.com/office/word/2016/wordml/cid" xmlns:w16="http://schemas.microsoft.com/office/word/2018/wordml" xmlns:w16se="http://schemas.microsoft.com/office/word/2015/wordml/symex" xmlns:wpg="http://schemas.microsoft.com/office/word/2010/wordprocessingGroup" xmlns:wpi="http://schemas.microsoft.com/office/word/2010/wordprocessingInk" xmlns:wne="http://schemas.microsoft.com/office/word/2006/wordml" xmlns:wps="http://schemas.microsoft.com/office/word/2010/wordprocessingShape" mc:Ignorable="w14 w15 w16se w16cid w16 w16cex wp14">
+<w:numbering xmlns:wpc="http://schemas.microsoft.com/office/word/2010/wordprocessingCanvas" xmlns:cx="http://schemas.microsoft.com/office/drawing/2014/chartex" xmlns:cx1="http://schemas.microsoft.com/office/drawing/2015/9/8/chartex" xmlns:cx2="http://schemas.microsoft.com/office/drawing/2015/10/21/chartex" xmlns:cx3="http://schemas.microsoft.com/office/drawing/2016/5/9/chartex" xmlns:cx4="http://schemas.microsoft.com/office/drawing/2016/5/10/chartex" xmlns:cx5="http://schemas.microsoft.com/office/drawing/2016/5/11/chartex" xmlns:cx6="http://schemas.microsoft.com/office/drawing/2016/5/12/chartex" xmlns:cx7="http://schemas.microsoft.com/office/drawing/2016/5/13/chartex" xmlns:cx8="http://schemas.microsoft.com/office/drawing/2016/5/14/chartex" xmlns:mc="http://schemas.openxmlformats.org/markup-compatibility/2006" xmlns:aink="http://schemas.microsoft.com/office/drawing/2016/ink" xmlns:am3d="http://schemas.microsoft.com/office/drawing/2017/model3d" xmlns:o="urn:schemas-microsoft-com:office:office" xmlns:r="http://schemas.openxmlformats.org/officeDocument/2006/relationships" xmlns:m="http://schemas.openxmlformats.org/officeDocument/2006/math" xmlns:v="urn:schemas-microsoft-com:vml" xmlns:wp14="http://schemas.microsoft.com/office/word/2010/wordprocessingDrawing" xmlns:wp="http://schemas.openxmlformats.org/drawingml/2006/wordprocessingDrawing" xmlns:w10="urn:schemas-microsoft-com:office:word" xmlns:w="http://schemas.openxmlformats.org/wordprocessingml/2006/main" xmlns:w14="http://schemas.microsoft.com/office/word/2010/wordml" xmlns:w15="http://schemas.microsoft.com/office/word/2012/wordml" xmlns:w16cex="http://schemas.microsoft.com/office/word/2018/wordml/cex" xmlns:w16cid="http://schemas.microsoft.com/office/word/2016/wordml/cid" xmlns:w16="http://schemas.microsoft.com/office/word/2018/wordml" xmlns:w16sdtdh="http://schemas.microsoft.com/office/word/2020/wordml/sdtdatahash" xmlns:w16se="http://schemas.microsoft.com/office/word/2015/wordml/symex" xmlns:wpg="http://schemas.microsoft.com/office/word/2010/wordprocessingGroup" xmlns:wpi="http://schemas.microsoft.com/office/word/2010/wordprocessingInk" xmlns:wne="http://schemas.microsoft.com/office/word/2006/wordml" xmlns:wps="http://schemas.microsoft.com/office/word/2010/wordprocessingShape" mc:Ignorable="w14 w15 w16se w16cid w16 w16cex w16sdtdh wp14">
   <w:abstractNum w:abstractNumId="0" w15:restartNumberingAfterBreak="0">
     <w:nsid w:val="019C6632"/>
     <w:multiLevelType w:val="multilevel"/>
@@ -7375,7 +7437,7 @@
 </file>
 
 <file path=word/styles.xml><?xml version="1.0" encoding="utf-8"?>
-<w:styles xmlns:mc="http://schemas.openxmlformats.org/markup-compatibility/2006" xmlns:r="http://schemas.openxmlformats.org/officeDocument/2006/relationships" xmlns:w="http://schemas.openxmlformats.org/wordprocessingml/2006/main" xmlns:w14="http://schemas.microsoft.com/office/word/2010/wordml" xmlns:w15="http://schemas.microsoft.com/office/word/2012/wordml" xmlns:w16cex="http://schemas.microsoft.com/office/word/2018/wordml/cex" xmlns:w16cid="http://schemas.microsoft.com/office/word/2016/wordml/cid" xmlns:w16="http://schemas.microsoft.com/office/word/2018/wordml" xmlns:w16se="http://schemas.microsoft.com/office/word/2015/wordml/symex" mc:Ignorable="w14 w15 w16se w16cid w16 w16cex">
+<w:styles xmlns:mc="http://schemas.openxmlformats.org/markup-compatibility/2006" xmlns:r="http://schemas.openxmlformats.org/officeDocument/2006/relationships" xmlns:w="http://schemas.openxmlformats.org/wordprocessingml/2006/main" xmlns:w14="http://schemas.microsoft.com/office/word/2010/wordml" xmlns:w15="http://schemas.microsoft.com/office/word/2012/wordml" xmlns:w16cex="http://schemas.microsoft.com/office/word/2018/wordml/cex" xmlns:w16cid="http://schemas.microsoft.com/office/word/2016/wordml/cid" xmlns:w16="http://schemas.microsoft.com/office/word/2018/wordml" xmlns:w16sdtdh="http://schemas.microsoft.com/office/word/2020/wordml/sdtdatahash" xmlns:w16se="http://schemas.microsoft.com/office/word/2015/wordml/symex" mc:Ignorable="w14 w15 w16se w16cid w16 w16cex w16sdtdh">
   <w:docDefaults>
     <w:rPrDefault>
       <w:rPr>
@@ -7763,7 +7825,7 @@
   <w:style w:type="paragraph" w:default="1" w:styleId="a">
     <w:name w:val="Normal"/>
     <w:qFormat/>
-    <w:rsid w:val="00D01C12"/>
+    <w:rsid w:val="009151C7"/>
     <w:pPr>
       <w:spacing w:before="120"/>
       <w:ind w:firstLine="709"/>
